--- a/Git仓库监控器使用手册_图文版.docx
+++ b/Git仓库监控器使用手册_图文版.docx
@@ -2102,6 +2102,22 @@
       </w:r>
     </w:p>
     <w:p>
+      <w:pPr>
+        <w:spacing w:before="200"/>
+      </w:pPr>
+      <w:r>
+        <w:rPr>
+          <w:rFonts w:ascii="Times New Roman" w:eastAsia="SimSun"/>
+          <w:i/>
+          <w:iCs/>
+          <w:color w:val="888888"/>
+          <w:sz w:val="18"/>
+          <w:szCs w:val="18"/>
+        </w:rPr>
+        <w:t>修订说明：本手册已按当前最新功能于 2026 年 10 月修订（对应 v3.2.3 及后续更新）。</w:t>
+      </w:r>
+    </w:p>
+    <w:p>
       <w:r>
         <w:br w:type="page"/>
       </w:r>
@@ -2531,7 +2547,7 @@
                 <w:sz w:val="21"/>
                 <w:szCs w:val="21"/>
               </w:rPr>
-              <w:t xml:space="preserve">Flask</w:t>
+              <w:t>第三方依赖</w:t>
             </w:r>
           </w:p>
         </w:tc>
@@ -2558,7 +2574,7 @@
                 <w:sz w:val="21"/>
                 <w:szCs w:val="21"/>
               </w:rPr>
-              <w:t xml:space="preserve">任意版本</w:t>
+              <w:t>无</w:t>
             </w:r>
           </w:p>
         </w:tc>
@@ -2585,7 +2601,7 @@
                 <w:sz w:val="21"/>
                 <w:szCs w:val="21"/>
               </w:rPr>
-              <w:t xml:space="preserve">Web 框架，首次启动自动安装</w:t>
+              <w:t>Web 服务由 Python 标准库实现，开箱即用，无需 pip 安装</w:t>
             </w:r>
           </w:p>
         </w:tc>
@@ -2733,7 +2749,7 @@
           <w:sz w:val="24"/>
           <w:szCs w:val="24"/>
         </w:rPr>
-        <w:t xml:space="preserve">双击工具目录中的「启动.bat」，窗口会提示 Python 路径并自动检查 Flask 依赖。</w:t>
+        <w:t>双击工具目录中的「启动.bat」，窗口会提示 Python 路径。工具只用 Python 标准库实现 Web 服务，零第三方依赖，无需安装任何包。</w:t>
       </w:r>
     </w:p>
     <w:p>
@@ -2790,7 +2806,7 @@
           <w:sz w:val="24"/>
           <w:szCs w:val="24"/>
         </w:rPr>
-        <w:t xml:space="preserve">关闭黑色命令行窗口（或按 Ctrl+C）即可停止工具，窗口关闭时会自动清理相关进程。</w:t>
+        <w:t>停止工具：关闭监控网页后等待约半分钟，服务会自动退出、命令行窗口随之关闭（关页自动退出，见 13.5 节）；也可以直接关闭黑色命令行窗口或按 Ctrl+C 立即停止。</w:t>
       </w:r>
     </w:p>
     <w:p>
@@ -2938,7 +2954,7 @@
           <w:sz w:val="22"/>
           <w:szCs w:val="22"/>
         </w:rPr>
-        <w:t xml:space="preserve">小贴士：</w:t>
+        <w:t>小贴士：也可以不改文件——在「⚙ 设置 → 仓库管理」里可直接添加、移除仓库，效果与编辑 git_monitor.json 相同。仓库名会显示在卡片和各页签的下拉框里，建议起简短的中文名或英文名。</w:t>
       </w:r>
       <w:r>
         <w:rPr>
@@ -2947,7 +2963,6 @@
           <w:sz w:val="22"/>
           <w:szCs w:val="22"/>
         </w:rPr>
-        <w:t xml:space="preserve">也可以不改文件：点击右上角「⚙ 设置」无法直接加仓库时，直接编辑 git_monitor.json 是唯一入口。仓库名会显示在卡片和各页签的下拉框里，建议起简短的中文名或英文名。</w:t>
       </w:r>
     </w:p>
     <w:p>
@@ -3645,6 +3660,22 @@
     </w:p>
     <w:p>
       <w:pPr>
+        <w:spacing w:after="60" w:line="312"/>
+        <w:ind w:firstLine="480"/>
+        <w:jc w:val="both"/>
+      </w:pPr>
+      <w:r>
+        <w:rPr>
+          <w:rFonts w:ascii="Times New Roman" w:eastAsia="SimSun"/>
+          <w:color w:val="000000"/>
+          <w:sz w:val="24"/>
+          <w:szCs w:val="24"/>
+        </w:rPr>
+        <w:t>补充：刚 init 还没有任何提交的空仓库会显示「无提交」，属正常状态；路径失效的卡片会直接写明原因（如目录不存在），点「去设置修复」检查路径。</w:t>
+      </w:r>
+    </w:p>
+    <w:p>
+      <w:pPr>
         <w:pStyle w:val="Heading2"/>
         <w:spacing w:after="140" w:before="280" w:line="340" w:lineRule="atLeast"/>
       </w:pPr>
@@ -3894,7 +3925,7 @@
           <w:sz w:val="24"/>
           <w:szCs w:val="24"/>
         </w:rPr>
-        <w:t xml:space="preserve">单击仓库卡片：右侧加载提交历史。</w:t>
+        <w:t>单击某条提交：下方「文件变更」区显示 diff（带新旧双列行号，复制时不会带上行号），可用右上角按钮在「单列 / 并排」之间切换。</w:t>
       </w:r>
     </w:p>
     <w:p>
@@ -3913,25 +3944,6 @@
           <w:sz w:val="24"/>
           <w:szCs w:val="24"/>
         </w:rPr>
-        <w:t xml:space="preserve">单击某条提交：下方「文件变更」区显示 diff，可用右上角按钮在「单列 / 并排」之间切换。</w:t>
-      </w:r>
-    </w:p>
-    <w:p>
-      <w:pPr>
-        <w:pStyle w:val="ListParagraph"/>
-        <w:numPr>
-          <w:ilvl w:val="0"/>
-          <w:numId w:val="4"/>
-        </w:numPr>
-        <w:spacing w:after="40" w:line="312"/>
-      </w:pPr>
-      <w:r>
-        <w:rPr>
-          <w:rFonts w:ascii="Times New Roman" w:eastAsia="SimSun"/>
-          <w:color w:val="000000"/>
-          <w:sz w:val="24"/>
-          <w:szCs w:val="24"/>
-        </w:rPr>
         <w:t xml:space="preserve">提交行上点鼠标右键：复制哈希、导出文件路径、查看详情。</w:t>
       </w:r>
     </w:p>
@@ -3989,7 +4001,7 @@
           <w:sz w:val="24"/>
           <w:szCs w:val="24"/>
         </w:rPr>
-        <w:t xml:space="preserve">「⬇ Pull」按钮：仅在仓库落后时出现，单击即拉取最新代码。</w:t>
+        <w:t>「🔄」按钮：抓取远程最新引用（fetch，只更新远程分支信息，不改动工作区）。</w:t>
       </w:r>
     </w:p>
     <w:p>
@@ -4008,6 +4020,25 @@
           <w:sz w:val="24"/>
           <w:szCs w:val="24"/>
         </w:rPr>
+        <w:t xml:space="preserve">「⬇ Pull」按钮：仅在仓库落后时出现，单击即拉取最新代码。</w:t>
+      </w:r>
+    </w:p>
+    <w:p>
+      <w:pPr>
+        <w:pStyle w:val="ListParagraph"/>
+        <w:numPr>
+          <w:ilvl w:val="0"/>
+          <w:numId w:val="1"/>
+        </w:numPr>
+        <w:spacing w:after="40" w:line="312"/>
+      </w:pPr>
+      <w:r>
+        <w:rPr>
+          <w:rFonts w:ascii="Times New Roman" w:eastAsia="SimSun"/>
+          <w:color w:val="000000"/>
+          <w:sz w:val="24"/>
+          <w:szCs w:val="24"/>
+        </w:rPr>
         <w:t xml:space="preserve">右键卡片：弹出菜单，包含查看提交历史、打开工作台、在资源管理器打开、Fetch、Pull、Push、切换分支、撤销最近提交、二分定位 Bug、查看提交图等操作。</w:t>
       </w:r>
     </w:p>
@@ -4093,7 +4124,7 @@
           <w:sz w:val="24"/>
           <w:szCs w:val="24"/>
         </w:rPr>
-        <w:t xml:space="preserve">「工作台」页签是日常写代码后提交改动的地方。页面分三块：左侧上下两个列表（已暂存、未暂存/未跟踪），右侧是文件 diff 预览，底部是提交信息输入框。</w:t>
+        <w:t>「工作台」页签是日常写代码后提交改动的地方。页面分三块：左侧上下两个列表（已暂存、未暂存/未跟踪），右侧是文件 diff 预览，底部是提交信息输入框。顶部工具栏依次有：仓库选择、🔄 刷新、⤓ 抓取、💻 终端（在当前仓库目录打开系统终端，省去手动开终端再 cd）、＋ 全部暂存、🔍 Blame、📜 文件历史、⚠ 放弃所有。</w:t>
       </w:r>
     </w:p>
     <w:p>
@@ -4611,6 +4642,25 @@
     </w:p>
     <w:p>
       <w:pPr>
+        <w:pStyle w:val="ListParagraph"/>
+        <w:numPr>
+          <w:ilvl w:val="0"/>
+          <w:numId w:val="5"/>
+        </w:numPr>
+        <w:spacing w:after="40" w:line="312"/>
+      </w:pPr>
+      <w:r>
+        <w:rPr>
+          <w:rFonts w:ascii="Times New Roman" w:eastAsia="SimSun"/>
+          <w:color w:val="000000"/>
+          <w:sz w:val="24"/>
+          <w:szCs w:val="24"/>
+        </w:rPr>
+        <w:t>修正上一次提交：勾选提交区旁的「Amend」再点提交，可把已暂存的改动并入上一次提交（不产生新提交）。此时提交信息留空表示只修内容、沿用原消息；填写新内容则同时改写提交信息。注意：已被 Amend 的提交若已推送到远程，需要强制推送才能同步。</w:t>
+      </w:r>
+    </w:p>
+    <w:p>
+      <w:pPr>
         <w:pBdr>
           <w:left w:val="single" w:color="1B6B7A" w:sz="18" w:space="8"/>
         </w:pBdr>
@@ -4866,7 +4916,7 @@
           <w:sz w:val="24"/>
           <w:szCs w:val="24"/>
         </w:rPr>
-        <w:t xml:space="preserve">🗑 丢弃选中：把勾选文件的改动还原到上次提交——未跟踪文件会被直接删除，弹窗确认后不可恢复，请谨慎操作。</w:t>
+        <w:t>🗑 丢弃选中：把勾选文件的改动还原到上次提交——未跟踪文件（包括未跟踪目录）会被直接删除，弹窗确认后不可恢复，请谨慎操作。</w:t>
       </w:r>
     </w:p>
     <w:p>
@@ -4942,7 +4992,7 @@
           <w:sz w:val="24"/>
           <w:szCs w:val="24"/>
         </w:rPr>
-        <w:t xml:space="preserve">前缀下拉：内置 feat / fix / refactor / docs / chore，也会列出 git_monitor.json 中 commit_templates 配置的自定义模板。</w:t>
+        <w:t>类型与范围：前缀下拉提供 12 种 Conventional Commits 类型（feat / fix / refactor / docs / style / perf / test / build / ci / chore / revert 等），右侧的 scope 输入框可填影响范围（如 auth、api），提交时自动拼成「feat(auth): 说明」的规范格式；也会列出 git_monitor.json 中 commit_templates 配置的自定义模板。</w:t>
       </w:r>
     </w:p>
     <w:p>
@@ -4980,7 +5030,7 @@
           <w:sz w:val="24"/>
           <w:szCs w:val="24"/>
         </w:rPr>
-        <w:t xml:space="preserve">规范检查：提交时自动校验信息是否符合 feat: / fix: 等规范格式，不符合会弹窗提醒。</w:t>
+        <w:t>规范检查：提交时自动校验信息是否符合 feat: / fix: 等规范格式，不符合会弹窗提醒；提交信息为空会直接拦截报错（Amend 时留空除外，表示沿用原消息）。</w:t>
       </w:r>
     </w:p>
     <w:p>
@@ -6001,7 +6051,7 @@
         <w:rPr>
           <w:b w:val="0"/>
         </w:rPr>
-        <w:t>v3.1 性能说明：超大提交的 Diff 超过 100KB 时服务端自动截断并显示「diff 过大已截断」标记，点击任意提交（含大文件提交）均秒开；需要完整内容时用「📦 导出补丁(.patch)」。</w:t>
+        <w:t>性能提示：超大提交的 Diff 在服务端自动截断（原理与获取完整内容的方法见 15.2 节），点击任意提交都能秒开。</w:t>
       </w:r>
     </w:p>
     <w:p>
@@ -6159,7 +6209,7 @@
           <w:sz w:val="24"/>
           <w:szCs w:val="24"/>
         </w:rPr>
-        <w:t xml:space="preserve">作者排行：按提交数排名，团队贡献一目了然。</w:t>
+        <w:t>作者排行：按提交数排名，条形按最高值缩放，右侧同时给出数量与占比（提交类型分布同理），团队贡献一目了然。</w:t>
       </w:r>
     </w:p>
     <w:p>
@@ -6213,7 +6263,7 @@
           <w:sz w:val="24"/>
           <w:szCs w:val="24"/>
         </w:rPr>
-        <w:t xml:space="preserve">统计页下方的热力图按 GitHub 风格展示近 365 天每天的提交密度：颜色越深提交越多，悬停可看具体数字，团队活跃度一眼可见。</w:t>
+        <w:t>统计页下方的热力图按 GitHub 风格展示近 365 天每天的提交密度：颜色越深提交越多，带月份与星期标注、宽度自适应铺满，悬停可看具体数字，团队活跃度一眼可见。</w:t>
       </w:r>
     </w:p>
     <w:p>
@@ -8530,7 +8580,7 @@
           <w:sz w:val="21"/>
           <w:szCs w:val="21"/>
         </w:rPr>
-        <w:t xml:space="preserve">图 18  设置弹窗：刷新间隔 / 主题 / 通知范围</w:t>
+        <w:t>图 18  设置弹窗：刷新间隔 / 网络超时 / 关页退出 / 主题 / 通知范围</w:t>
       </w:r>
     </w:p>
     <w:p>
@@ -9142,7 +9192,7 @@
     </w:p>
     <w:p>
       <w:pPr>
-        <w:pStyle w:val="Heading1"/>
+        <w:pStyle w:val="Heading2"/>
         <w:spacing w:after="200" w:before="400" w:line="380" w:lineRule="atLeast"/>
         <w:jc w:val="center"/>
       </w:pPr>
@@ -9156,6 +9206,64 @@
           <w:sz w:val="32"/>
           <w:szCs w:val="32"/>
         </w:rPr>
+        <w:t>13.5 服务设置：网络超时与关页退出</w:t>
+      </w:r>
+      <w:bookmarkEnd w:id="100041"/>
+    </w:p>
+    <w:p>
+      <w:pPr>
+        <w:pStyle w:val="ListParagraph"/>
+        <w:numPr>
+          <w:ilvl w:val="0"/>
+          <w:numId w:val="1"/>
+        </w:numPr>
+        <w:spacing w:after="40" w:line="312"/>
+      </w:pPr>
+      <w:r>
+        <w:rPr>
+          <w:rFonts w:ascii="Times New Roman" w:eastAsia="SimSun"/>
+          <w:color w:val="000000"/>
+          <w:sz w:val="24"/>
+          <w:szCs w:val="24"/>
+        </w:rPr>
+        <w:t>网络命令超时：在「⚙ 设置 → 通用」里可调（10–1800 秒，默认 120 秒），作用于 fetch / pull / push。大仓库首次抓取或网络较慢时容易超时报错，调大此值即可；保存后立即生效，无需重启。</w:t>
+      </w:r>
+    </w:p>
+    <w:p>
+      <w:pPr>
+        <w:pStyle w:val="ListParagraph"/>
+        <w:numPr>
+          <w:ilvl w:val="0"/>
+          <w:numId w:val="1"/>
+        </w:numPr>
+        <w:spacing w:after="40" w:line="312"/>
+      </w:pPr>
+      <w:r>
+        <w:rPr>
+          <w:rFonts w:ascii="Times New Roman" w:eastAsia="SimSun"/>
+          <w:color w:val="000000"/>
+          <w:sz w:val="24"/>
+          <w:szCs w:val="24"/>
+        </w:rPr>
+        <w:t>关页自动退出（默认开启）：关闭最后一个监控页面后，服务会在宽限期（默认 10 秒，配置项 exit_grace_seconds）内等待；期间重新打开或刷新页面不会触发退出。宽限期满仍无页面连接，服务自动清理退出，启动脚本的命令行窗口随之关闭。不想自动退出时，在设置里取消勾选「关闭最后一个监控页面后自动退出服务」即可。注意：电脑睡眠、浏览器被系统回收同样会断开连接，唤醒后需要重新双击「启动.bat」。</w:t>
+      </w:r>
+    </w:p>
+    <w:p>
+      <w:pPr>
+        <w:pStyle w:val="Heading1"/>
+        <w:spacing w:after="200" w:before="400" w:line="380" w:lineRule="atLeast"/>
+        <w:jc w:val="center"/>
+      </w:pPr>
+      <w:bookmarkStart w:id="100041" w:name="_Toc100041"/>
+      <w:r>
+        <w:rPr>
+          <w:rFonts w:ascii="Arial" w:eastAsia="SimHei"/>
+          <w:b/>
+          <w:bCs/>
+          <w:color w:val="1B6B7A"/>
+          <w:sz w:val="32"/>
+          <w:szCs w:val="32"/>
+        </w:rPr>
         <w:t xml:space="preserve">第 14 章  常见问题</w:t>
       </w:r>
       <w:bookmarkEnd w:id="100041"/>
@@ -9332,7 +9440,7 @@
           <w:sz w:val="24"/>
           <w:szCs w:val="24"/>
         </w:rPr>
-        <w:t xml:space="preserve">不会。工具在退出时自动清理文件监听与后台连接；启动脚本在启动前后还会做一次定点清理（只处理确认属于本工具的进程，绝不误杀其它程序）。</w:t>
+        <w:t>不会。退出方式有三种：① 关掉监控网页——最后一个页面关闭且宽限期（默认 10 秒）内没有新页面打开，服务自动清理退出，命令行窗口随之关闭（关页自动退出，可在设置里关掉，见 13.5 节）；② 在命令行窗口按 Ctrl+C；③ 直接关闭命令行窗口。工具退出时自动清理文件监听与后台连接；启动脚本只对确认属于本工具的残留进程做定点清理，绝不误杀其它程序。</w:t>
       </w:r>
     </w:p>
     <w:p>
@@ -9459,7 +9567,7 @@
           <w:sz w:val="24"/>
           <w:szCs w:val="24"/>
         </w:rPr>
-        <w:t xml:space="preserve">安装 Python 3.8+ 与 Git（均需加入 PATH），目标机执行一次 pip install flask（或把已装好的 Python 一并拷贝）。</w:t>
+        <w:t>安装 Python 3.8+ 与 Git（均需加入 PATH）。工具零第三方依赖，无需再装任何包；只有想用文件变化实时推送时，才需在目标机执行一次 pip install watchdog（不装则自动退回 30 秒轮询）。</w:t>
       </w:r>
     </w:p>
     <w:p>
@@ -9530,6 +9638,34 @@
     </w:p>
     <w:p>
       <w:pPr>
+        <w:pStyle w:val="Heading2"/>
+        <w:spacing w:after="140" w:before="280" w:line="340" w:lineRule="atLeast"/>
+      </w:pPr>
+      <w:r>
+        <w:rPr>
+          <w:b w:val="0"/>
+        </w:rPr>
+        <w:t>Q10 拉取 / 推送总是超时怎么办</w:t>
+      </w:r>
+    </w:p>
+    <w:p>
+      <w:pPr>
+        <w:pStyle w:val="ListParagraph"/>
+        <w:numPr>
+          <w:ilvl w:val="0"/>
+          <w:numId w:val="18"/>
+        </w:numPr>
+        <w:spacing w:after="40" w:line="312"/>
+      </w:pPr>
+      <w:r>
+        <w:rPr>
+          <w:b w:val="0"/>
+        </w:rPr>
+        <w:t>大仓库或网络较慢时 fetch / pull / push 默认 120 秒超时。把「⚙ 设置 → 通用 → 网络命令超时」调大（最大 1800 秒）后重试即可；超时提示会与认证失败、冲突等错误分开显示，按提示判断原因。</w:t>
+      </w:r>
+    </w:p>
+    <w:p>
+      <w:pPr>
         <w:pStyle w:val="Heading1"/>
         <w:spacing w:after="200" w:before="400" w:line="380" w:lineRule="atLeast"/>
         <w:jc w:val="center"/>
@@ -9540,7 +9676,7 @@
         <w:rPr>
           <w:b w:val="0"/>
         </w:rPr>
-        <w:t>第 15 章  安全与性能说明（v3.1）</w:t>
+        <w:t>第 15 章  安全与性能说明</w:t>
       </w:r>
     </w:p>
     <w:p>
@@ -9649,20 +9785,6 @@
     </w:p>
     <w:p>
       <w:pPr>
-        <w:pStyle w:val="Heading2"/>
-        <w:spacing w:after="140" w:before="280" w:line="340" w:lineRule="atLeast"/>
-      </w:pPr>
-      <w:bookmarkStart w:id="100050" w:name="_Toc100050"/>
-      <w:bookmarkEnd w:id="100050"/>
-      <w:r>
-        <w:rPr>
-          <w:b w:val="0"/>
-        </w:rPr>
-        <w:t>15.2 性能说明</w:t>
-      </w:r>
-    </w:p>
-    <w:p>
-      <w:pPr>
         <w:pStyle w:val="ListParagraph"/>
         <w:spacing w:after="200" w:before="400" w:line="380" w:lineRule="atLeast"/>
         <w:jc w:val="center"/>
@@ -9673,7 +9795,7 @@
         <w:rPr>
           <w:b w:val="0"/>
         </w:rPr>
-        <w:t>超大提交自动截断：提交详情 Diff 超过 100KB 时服务端自动截断并显示「diff 过大已截断」标记，保证点击任意提交都能秒开；完整内容用提交右键菜单的「📦 导出补丁(.patch)」获取。</w:t>
+        <w:t>操作审计：所有写操作（提交、推送、删除、Rebase、丢弃等）自动记入工具目录的 git_monitor_audit.jsonl，含时间、仓库、操作、来源地址与成败，单文件 5MB 自动轮转保留历史，便于事后追溯；只读查询不记录。该文件已列入 .gitignore，不会随仓库提交外泄。</w:t>
       </w:r>
     </w:p>
     <w:p>
@@ -9688,7 +9810,7 @@
         <w:rPr>
           <w:b w:val="0"/>
         </w:rPr>
-        <w:t>提交图 / 提交列表封顶：单次最多加载 500 条，防止大仓库卡顿。</w:t>
+        <w:t>Rebase 动作白名单：提交给 Rebase 的动作仅允许 pick / squash / fixup / reword / drop 且逐项校验提交哈希，杜绝借 todo 文件注入 exec 等命令在服务端执行。</w:t>
       </w:r>
     </w:p>
     <w:p>
@@ -9703,7 +9825,96 @@
         <w:rPr>
           <w:b w:val="0"/>
         </w:rPr>
+        <w:t>防点击劫持：所有响应带 X-Frame-Options 与 CSP frame-ancestors 头，页面无法被其它网站用 iframe 嵌套（嵌套场景下 CSRF 头校验会被绕过，因此必须单独防）。</w:t>
+      </w:r>
+    </w:p>
+    <w:p>
+      <w:pPr>
+        <w:pStyle w:val="Heading2"/>
+        <w:spacing w:after="140" w:before="280" w:line="340" w:lineRule="atLeast"/>
+      </w:pPr>
+      <w:bookmarkStart w:id="100050" w:name="_Toc100050"/>
+      <w:bookmarkEnd w:id="100050"/>
+      <w:r>
+        <w:rPr>
+          <w:b w:val="0"/>
+        </w:rPr>
+        <w:t>15.2 性能说明</w:t>
+      </w:r>
+    </w:p>
+    <w:p>
+      <w:pPr>
+        <w:pStyle w:val="ListParagraph"/>
+        <w:spacing w:after="200" w:before="400" w:line="380" w:lineRule="atLeast"/>
+        <w:jc w:val="center"/>
+      </w:pPr>
+      <w:bookmarkStart w:id="100050" w:name="_Toc100050"/>
+      <w:bookmarkEnd w:id="100050"/>
+      <w:r>
+        <w:rPr>
+          <w:b w:val="0"/>
+        </w:rPr>
+        <w:t>超大提交自动截断：提交详情 Diff 超过 100KB 时服务端自动截断并显示「diff 过大已截断」标记，保证点击任意提交都能秒开；完整内容用提交右键菜单的「📦 导出补丁(.patch)」获取。</w:t>
+      </w:r>
+    </w:p>
+    <w:p>
+      <w:pPr>
+        <w:pStyle w:val="ListParagraph"/>
+        <w:spacing w:after="200" w:before="400" w:line="380" w:lineRule="atLeast"/>
+        <w:jc w:val="center"/>
+      </w:pPr>
+      <w:bookmarkStart w:id="100050" w:name="_Toc100050"/>
+      <w:bookmarkEnd w:id="100050"/>
+      <w:r>
+        <w:rPr>
+          <w:b w:val="0"/>
+        </w:rPr>
+        <w:t>提交图 / 提交列表封顶：单次最多加载 500 条，防止大仓库卡顿。</w:t>
+      </w:r>
+    </w:p>
+    <w:p>
+      <w:pPr>
+        <w:pStyle w:val="ListParagraph"/>
+        <w:spacing w:after="200" w:before="400" w:line="380" w:lineRule="atLeast"/>
+        <w:jc w:val="center"/>
+      </w:pPr>
+      <w:bookmarkStart w:id="100050" w:name="_Toc100050"/>
+      <w:bookmarkEnd w:id="100050"/>
+      <w:r>
+        <w:rPr>
+          <w:b w:val="0"/>
+        </w:rPr>
         <w:t>重操作限流：仓库体检、敏感信息扫描 60 秒内不可重复触发。</w:t>
+      </w:r>
+    </w:p>
+    <w:p>
+      <w:pPr>
+        <w:pStyle w:val="ListParagraph"/>
+        <w:spacing w:after="200" w:before="400" w:line="380" w:lineRule="atLeast"/>
+        <w:jc w:val="center"/>
+      </w:pPr>
+      <w:bookmarkStart w:id="100050" w:name="_Toc100050"/>
+      <w:bookmarkEnd w:id="100050"/>
+      <w:r>
+        <w:rPr>
+          <w:b w:val="0"/>
+        </w:rPr>
+        <w:t>静态资源缓存：首页等静态文件带 ETag / Last-Modified，未变化时返回 304 不重传，页面重复打开秒开。</w:t>
+      </w:r>
+    </w:p>
+    <w:p>
+      <w:pPr>
+        <w:pStyle w:val="ListParagraph"/>
+        <w:spacing w:after="200" w:before="400" w:line="380" w:lineRule="atLeast"/>
+        <w:jc w:val="center"/>
+      </w:pPr>
+      <w:bookmarkStart w:id="100050" w:name="_Toc100050"/>
+      <w:bookmarkEnd w:id="100050"/>
+      <w:r>
+        <w:rPr>
+          <w:b w:val="0"/>
+        </w:rPr>
+        <w:t>单仓状态缓存：单个仓库的状态接口复用列表的短 TTL 缓存，避免频繁重复执行 git status。</w:t>
       </w:r>
     </w:p>
     <w:p>
@@ -10796,6 +11007,264 @@
           </w:p>
         </w:tc>
       </w:tr>
+      <w:tr>
+        <w:trPr>
+          <w:cantSplit/>
+        </w:trPr>
+        <w:tc>
+          <w:tcPr>
+            <w:tcW w:type="pct" w:w="22%"/>
+            <w:tcMar>
+              <w:top w:type="dxa" w:w="70"/>
+              <w:left w:type="dxa" w:w="120"/>
+              <w:bottom w:type="dxa" w:w="70"/>
+              <w:right w:type="dxa" w:w="120"/>
+            </w:tcMar>
+          </w:tcPr>
+          <w:p>
+            <w:pPr>
+              <w:spacing w:line="312"/>
+            </w:pPr>
+            <w:r>
+              <w:rPr>
+                <w:rFonts w:ascii="Arial" w:eastAsia="SimSun"/>
+                <w:b w:val="false"/>
+                <w:bCs w:val="false"/>
+                <w:color w:val="222222"/>
+                <w:sz w:val="21"/>
+                <w:szCs w:val="21"/>
+              </w:rPr>
+              <w:t>net_timeout</w:t>
+            </w:r>
+          </w:p>
+        </w:tc>
+        <w:tc>
+          <w:tcPr>
+            <w:tcW w:type="pct" w:w="60%"/>
+            <w:tcMar>
+              <w:top w:type="dxa" w:w="70"/>
+              <w:left w:type="dxa" w:w="120"/>
+              <w:bottom w:type="dxa" w:w="70"/>
+              <w:right w:type="dxa" w:w="120"/>
+            </w:tcMar>
+          </w:tcPr>
+          <w:p>
+            <w:pPr>
+              <w:spacing w:line="312"/>
+            </w:pPr>
+            <w:r>
+              <w:rPr>
+                <w:rFonts w:ascii="Arial" w:eastAsia="SimSun"/>
+                <w:b w:val="false"/>
+                <w:bCs w:val="false"/>
+                <w:color w:val="222222"/>
+                <w:sz w:val="21"/>
+                <w:szCs w:val="21"/>
+              </w:rPr>
+              <w:t>网络命令（fetch / pull / push）超时秒数，范围 10–1800，设置页可调</w:t>
+            </w:r>
+          </w:p>
+        </w:tc>
+        <w:tc>
+          <w:tcPr>
+            <w:tcW w:type="pct" w:w="18%"/>
+            <w:tcMar>
+              <w:top w:type="dxa" w:w="70"/>
+              <w:left w:type="dxa" w:w="120"/>
+              <w:bottom w:type="dxa" w:w="70"/>
+              <w:right w:type="dxa" w:w="120"/>
+            </w:tcMar>
+          </w:tcPr>
+          <w:p>
+            <w:pPr>
+              <w:spacing w:line="312"/>
+            </w:pPr>
+            <w:r>
+              <w:rPr>
+                <w:rFonts w:ascii="Arial" w:eastAsia="SimSun"/>
+                <w:b w:val="false"/>
+                <w:bCs w:val="false"/>
+                <w:color w:val="222222"/>
+                <w:sz w:val="21"/>
+                <w:szCs w:val="21"/>
+              </w:rPr>
+              <w:t>120</w:t>
+            </w:r>
+          </w:p>
+        </w:tc>
+      </w:tr>
+      <w:tr>
+        <w:trPr>
+          <w:cantSplit/>
+        </w:trPr>
+        <w:tc>
+          <w:tcPr>
+            <w:tcW w:type="pct" w:w="22%"/>
+            <w:tcMar>
+              <w:top w:type="dxa" w:w="70"/>
+              <w:left w:type="dxa" w:w="120"/>
+              <w:bottom w:type="dxa" w:w="70"/>
+              <w:right w:type="dxa" w:w="120"/>
+            </w:tcMar>
+          </w:tcPr>
+          <w:p>
+            <w:pPr>
+              <w:spacing w:line="312"/>
+            </w:pPr>
+            <w:r>
+              <w:rPr>
+                <w:rFonts w:ascii="Arial" w:eastAsia="SimSun"/>
+                <w:b w:val="false"/>
+                <w:bCs w:val="false"/>
+                <w:color w:val="222222"/>
+                <w:sz w:val="21"/>
+                <w:szCs w:val="21"/>
+              </w:rPr>
+              <w:t>exit_on_page_close</w:t>
+            </w:r>
+          </w:p>
+        </w:tc>
+        <w:tc>
+          <w:tcPr>
+            <w:tcW w:type="pct" w:w="60%"/>
+            <w:tcMar>
+              <w:top w:type="dxa" w:w="70"/>
+              <w:left w:type="dxa" w:w="120"/>
+              <w:bottom w:type="dxa" w:w="70"/>
+              <w:right w:type="dxa" w:w="120"/>
+            </w:tcMar>
+          </w:tcPr>
+          <w:p>
+            <w:pPr>
+              <w:spacing w:line="312"/>
+            </w:pPr>
+            <w:r>
+              <w:rPr>
+                <w:rFonts w:ascii="Arial" w:eastAsia="SimSun"/>
+                <w:b w:val="false"/>
+                <w:bCs w:val="false"/>
+                <w:color w:val="222222"/>
+                <w:sz w:val="21"/>
+                <w:szCs w:val="21"/>
+              </w:rPr>
+              <w:t>关闭最后一个监控页面后自动退出服务（见 13.5 节）</w:t>
+            </w:r>
+          </w:p>
+        </w:tc>
+        <w:tc>
+          <w:tcPr>
+            <w:tcW w:type="pct" w:w="18%"/>
+            <w:tcMar>
+              <w:top w:type="dxa" w:w="70"/>
+              <w:left w:type="dxa" w:w="120"/>
+              <w:bottom w:type="dxa" w:w="70"/>
+              <w:right w:type="dxa" w:w="120"/>
+            </w:tcMar>
+          </w:tcPr>
+          <w:p>
+            <w:pPr>
+              <w:spacing w:line="312"/>
+            </w:pPr>
+            <w:r>
+              <w:rPr>
+                <w:rFonts w:ascii="Arial" w:eastAsia="SimSun"/>
+                <w:b w:val="false"/>
+                <w:bCs w:val="false"/>
+                <w:color w:val="222222"/>
+                <w:sz w:val="21"/>
+                <w:szCs w:val="21"/>
+              </w:rPr>
+              <w:t>true</w:t>
+            </w:r>
+          </w:p>
+        </w:tc>
+      </w:tr>
+      <w:tr>
+        <w:trPr>
+          <w:cantSplit/>
+        </w:trPr>
+        <w:tc>
+          <w:tcPr>
+            <w:tcW w:type="pct" w:w="22%"/>
+            <w:tcMar>
+              <w:top w:type="dxa" w:w="70"/>
+              <w:left w:type="dxa" w:w="120"/>
+              <w:bottom w:type="dxa" w:w="70"/>
+              <w:right w:type="dxa" w:w="120"/>
+            </w:tcMar>
+          </w:tcPr>
+          <w:p>
+            <w:pPr>
+              <w:spacing w:line="312"/>
+            </w:pPr>
+            <w:r>
+              <w:rPr>
+                <w:rFonts w:ascii="Arial" w:eastAsia="SimSun"/>
+                <w:b w:val="false"/>
+                <w:bCs w:val="false"/>
+                <w:color w:val="222222"/>
+                <w:sz w:val="21"/>
+                <w:szCs w:val="21"/>
+              </w:rPr>
+              <w:t>exit_grace_seconds</w:t>
+            </w:r>
+          </w:p>
+        </w:tc>
+        <w:tc>
+          <w:tcPr>
+            <w:tcW w:type="pct" w:w="60%"/>
+            <w:tcMar>
+              <w:top w:type="dxa" w:w="70"/>
+              <w:left w:type="dxa" w:w="120"/>
+              <w:bottom w:type="dxa" w:w="70"/>
+              <w:right w:type="dxa" w:w="120"/>
+            </w:tcMar>
+          </w:tcPr>
+          <w:p>
+            <w:pPr>
+              <w:spacing w:line="312"/>
+            </w:pPr>
+            <w:r>
+              <w:rPr>
+                <w:rFonts w:ascii="Arial" w:eastAsia="SimSun"/>
+                <w:b w:val="false"/>
+                <w:bCs w:val="false"/>
+                <w:color w:val="222222"/>
+                <w:sz w:val="21"/>
+                <w:szCs w:val="21"/>
+              </w:rPr>
+              <w:t>关页自动退出的宽限秒数，范围 3–300</w:t>
+            </w:r>
+          </w:p>
+        </w:tc>
+        <w:tc>
+          <w:tcPr>
+            <w:tcW w:type="pct" w:w="18%"/>
+            <w:tcMar>
+              <w:top w:type="dxa" w:w="70"/>
+              <w:left w:type="dxa" w:w="120"/>
+              <w:bottom w:type="dxa" w:w="70"/>
+              <w:right w:type="dxa" w:w="120"/>
+            </w:tcMar>
+          </w:tcPr>
+          <w:p>
+            <w:pPr>
+              <w:spacing w:line="312"/>
+            </w:pPr>
+            <w:r>
+              <w:rPr>
+                <w:rFonts w:ascii="Arial" w:eastAsia="SimSun"/>
+                <w:b w:val="false"/>
+                <w:bCs w:val="false"/>
+                <w:color w:val="222222"/>
+                <w:sz w:val="21"/>
+                <w:szCs w:val="21"/>
+              </w:rPr>
+              <w:t>10</w:t>
+            </w:r>
+          </w:p>
+        </w:tc>
+      </w:tr>
     </w:tbl>
     <w:p>
       <w:pPr>
@@ -10895,42 +11364,7 @@
           <w:sz w:val="24"/>
           <w:szCs w:val="24"/>
         </w:rPr>
-        <w:t xml:space="preserve">体检页签有 60 秒限流，大仓库扫描可能需要几十秒，请耐心等待。</w:t>
-      </w:r>
-    </w:p>
-    <w:p>
-      <w:pPr>
-        <w:pStyle w:val="ListParagraph"/>
-        <w:numPr>
-          <w:ilvl w:val="0"/>
-          <w:numId w:val="1"/>
-        </w:numPr>
-        <w:spacing w:after="40" w:line="312"/>
-      </w:pPr>
-      <w:r>
-        <w:rPr>
-          <w:rFonts w:ascii="Times New Roman" w:eastAsia="SimSun"/>
-          <w:color w:val="000000"/>
-          <w:sz w:val="24"/>
-          <w:szCs w:val="24"/>
-        </w:rPr>
         <w:t xml:space="preserve">敏感信息扫描覆盖最近提交的新增行，历史久远的泄露建议用专业工具做全量审计。</w:t>
-      </w:r>
-    </w:p>
-    <w:p>
-      <w:pPr>
-        <w:pStyle w:val="ListParagraph"/>
-        <w:numPr>
-          <w:ilvl w:val="0"/>
-          <w:numId w:val="1"/>
-        </w:numPr>
-        <w:spacing w:after="40" w:line="312"/>
-      </w:pPr>
-      <w:r>
-        <w:rPr>
-          <w:b w:val="0"/>
-        </w:rPr>
-        <w:t>提交详情 Diff 超过 100KB 会自动截断（带「diff 过大已截断」标记），完整内容请用提交右键「📦 导出补丁(.patch)」。</w:t>
       </w:r>
     </w:p>
     <w:p>
